--- a/docs/publications/aan-training-program/AAN_Book_03_Module.docx
+++ b/docs/publications/aan-training-program/AAN_Book_03_Module.docx
@@ -10,7 +10,7 @@
         <w:rPr>
           <w:color w:val="0D1B2E"/>
         </w:rPr>
-        <w:t>Book 03 — Federal Telecommunications Modernization</w:t>
+        <w:t>Book 03 — Certificates, Tokens &amp; Cryptographic Identity</w:t>
       </w:r>
     </w:p>
     <w:p>
@@ -20,7 +20,7 @@
           <w:color w:val="5A5A5A"/>
           <w:sz w:val="24"/>
         </w:rPr>
-        <w:t>AAN module: cloud voice on Amazon Connect and Teams Phone over one SD-WAN investment</w:t>
+        <w:t>AAN module: retiring session-bound authentication — the PKI naming plane, 47-day certificates, and token-based identity</w:t>
       </w:r>
     </w:p>
     <w:p>
@@ -47,7 +47,7 @@
         <w:rPr>
           <w:sz w:val="22"/>
         </w:rPr>
-        <w:t xml:space="preserve"> Book_03 Federal Telecommunications Modernization &lt;https://github.com/WhalerMike/uiao/blob/main/inbox/Application%20Aware%20Networking/Book_03_Federal_Application_Aware_Networking_Federal_Telecommunications_Modernization.qmd&gt; · </w:t>
+        <w:t xml:space="preserve"> Book_03 Certificates Tokens Cryptographic Identity &lt;https://github.com/WhalerMike/uiao/blob/main/inbox/Application%20Aware%20Networking/Book_03_FedAAN_Certificates_Tokens_Cryptographic_Identity.qmd&gt; · </w:t>
       </w:r>
       <w:r>
         <w:rPr>
@@ -60,7 +60,7 @@
         <w:rPr>
           <w:sz w:val="22"/>
         </w:rPr>
-        <w:t xml:space="preserve"> 1 — identity (KSI-IAM, IA-2 / AC-2) · </w:t>
+        <w:t xml:space="preserve"> 1 — identity (KSI-IAM, IA-2 / IA-5) · </w:t>
       </w:r>
       <w:r>
         <w:rPr>
@@ -95,33 +95,20 @@
         <w:rPr>
           <w:sz w:val="22"/>
         </w:rPr>
-        <w:t xml:space="preserve">The agency's two cloud voice platforms — the N8NN citizen contact center on Amazon Connect (AWS commercial </w:t>
-      </w:r>
-      <w:r>
-        <w:rPr>
-          <w:rFonts w:ascii="Consolas" w:hAnsi="Consolas"/>
-          <w:sz w:val="22"/>
-        </w:rPr>
-        <w:t>.com</w:t>
-      </w:r>
-      <w:r>
-        <w:rPr>
-          <w:sz w:val="22"/>
-        </w:rPr>
-        <w:t xml:space="preserve">, by authorized exception) and internal telephony on Microsoft Teams Phone in GCC Moderate — share identical network requirements (&lt;75 ms one-way, &lt;30 ms jitter, &lt;1% loss, DSCP EF). One SD-WAN/AAN modernization investment therefore enables both; </w:t>
+        <w:t xml:space="preserve">The doctrinal core of the early series: </w:t>
       </w:r>
       <w:r>
         <w:rPr>
           <w:b/>
           <w:sz w:val="22"/>
         </w:rPr>
-        <w:t>voice is the canary</w:t>
+        <w:t>session-bound, location-bound authentication (Kerberos's three bindings) cannot survive an application-aware, multipath network — identity must be credential-bound and cryptographic.</w:t>
       </w:r>
       <w:r>
         <w:rPr>
           <w:sz w:val="22"/>
         </w:rPr>
-        <w:t xml:space="preserve"> that exposes network problems other applications hide.</w:t>
+        <w:t xml:space="preserve"> The book rebuilds the credential plane: PKI as a naming-plane function with an offline HSM-backed root and name-constrained issuing CAs; certificate lifecycle automation (ACME, CAA) sized for the industry's 47-day maximum lifetimes; OAuth 2.0 / OIDC token identity with deliberate lifetime design; certificate-based authentication and phishing-resistant MFA; and machine/workload identity federation to retire long-lived secrets.</w:t>
       </w:r>
     </w:p>
     <w:p>
@@ -143,7 +130,7 @@
         <w:rPr>
           <w:sz w:val="22"/>
         </w:rPr>
-        <w:t>State the ITU-T G.114 150 ms one-way delay ceiling and derive the ~75 ms network budget after codec and jitter-buffer overhead.</w:t>
+        <w:t>State the three bindings a Kerberos ticket makes and demonstrate why multipath transport breaks them structurally (not fixably).</w:t>
       </w:r>
     </w:p>
     <w:p>
@@ -154,7 +141,7 @@
         <w:rPr>
           <w:sz w:val="22"/>
         </w:rPr>
-        <w:t>Map network conditions to MOS via the ITU-T G.107 E-model and defend the ≥4.0 MOS floor.</w:t>
+        <w:t>Explain a certificate as a naming claim, and the one-substrate / three-consumers model (users, devices, workloads).</w:t>
       </w:r>
     </w:p>
     <w:p>
@@ -165,20 +152,7 @@
         <w:rPr>
           <w:sz w:val="22"/>
         </w:rPr>
-        <w:t xml:space="preserve">Explain the Amazon Connect </w:t>
-      </w:r>
-      <w:r>
-        <w:rPr>
-          <w:rFonts w:ascii="Consolas" w:hAnsi="Consolas"/>
-          <w:sz w:val="22"/>
-        </w:rPr>
-        <w:t>.com</w:t>
-      </w:r>
-      <w:r>
-        <w:rPr>
-          <w:sz w:val="22"/>
-        </w:rPr>
-        <w:t xml:space="preserve"> authorized exception, its SSP SA-9 boundary documentation, and ATO-renewal maintenance obligations.</w:t>
+        <w:t>Design the internal trust hierarchy: offline HSM root, name-constrained issuing CAs, and the blast-radius argument for the constraints.</w:t>
       </w:r>
     </w:p>
     <w:p>
@@ -189,7 +163,7 @@
         <w:rPr>
           <w:sz w:val="22"/>
         </w:rPr>
-        <w:t>Diagnose asymmetric routing as a stateful-firewall session killer and explain why SD-WAN overlay eliminates it structurally.</w:t>
+        <w:t>Operate lifecycle automation: ACME issuance, CAA records restricting who may issue, and why 47-day lifetimes make manual renewal arithmetically impossible — automation is the control.</w:t>
       </w:r>
     </w:p>
     <w:p>
@@ -200,7 +174,7 @@
         <w:rPr>
           <w:sz w:val="22"/>
         </w:rPr>
-        <w:t>Plan Teams Phone Direct Routing (SBC selection, FedRAMP-authorized cloud SBC) and E911 compliance under Kari's Law and Ray Baum's Act.</w:t>
+        <w:t>Contrast revocation in a short-lived-certificate world with CRL/OCSP dependence, and use certificate telemetry as compliance evidence.</w:t>
       </w:r>
     </w:p>
     <w:p>
@@ -211,7 +185,29 @@
         <w:rPr>
           <w:sz w:val="22"/>
         </w:rPr>
-        <w:t>Size DSCP EF capacity for hybrid agents (max concurrent hybrid agents × 200 Kbps).</w:t>
+        <w:t>Describe the token layer's anatomy (authorization server, access/ refresh/ID tokens, lifetimes) and why the token inverts the trust model relative to the session.</w:t>
+      </w:r>
+    </w:p>
+    <w:p>
+      <w:pPr>
+        <w:pStyle w:val="ListBullet"/>
+      </w:pPr>
+      <w:r>
+        <w:rPr>
+          <w:sz w:val="22"/>
+        </w:rPr>
+        <w:t>Implement certificate-based authentication and phishing-resistant MFA, and argue why token theft is a smaller problem than credential theft.</w:t>
+      </w:r>
+    </w:p>
+    <w:p>
+      <w:pPr>
+        <w:pStyle w:val="ListBullet"/>
+      </w:pPr>
+      <w:r>
+        <w:rPr>
+          <w:sz w:val="22"/>
+        </w:rPr>
+        <w:t>Convert workload secrets to federated workload identity (no stored keys), and state where keys are allowed to live.</w:t>
       </w:r>
     </w:p>
     <w:p>
@@ -233,7 +229,7 @@
         <w:rPr>
           <w:sz w:val="22"/>
         </w:rPr>
-        <w:t>MPLS hairpin vs. local breakout (DIA), with the Portland → Washington → AWS us-west-2 worked example.</w:t>
+        <w:t>Session-bound vs. credential-bound identity; "the fallback nobody chose" (NTLM) as the cost of un-retired session auth.</w:t>
       </w:r>
     </w:p>
     <w:p>
@@ -244,33 +240,7 @@
         <w:rPr>
           <w:sz w:val="22"/>
         </w:rPr>
-        <w:t xml:space="preserve">AWS </w:t>
-      </w:r>
-      <w:r>
-        <w:rPr>
-          <w:rFonts w:ascii="Consolas" w:hAnsi="Consolas"/>
-          <w:sz w:val="22"/>
-        </w:rPr>
-        <w:t>.us</w:t>
-      </w:r>
-      <w:r>
-        <w:rPr>
-          <w:sz w:val="22"/>
-        </w:rPr>
-        <w:t xml:space="preserve"> vs. </w:t>
-      </w:r>
-      <w:r>
-        <w:rPr>
-          <w:rFonts w:ascii="Consolas" w:hAnsi="Consolas"/>
-          <w:sz w:val="22"/>
-        </w:rPr>
-        <w:t>.com</w:t>
-      </w:r>
-      <w:r>
-        <w:rPr>
-          <w:sz w:val="22"/>
-        </w:rPr>
-        <w:t xml:space="preserve"> vs. GovCloud federal delivery models.</w:t>
+        <w:t>PKI as naming plane — the certificate substrate underneath Books 01 (DDI/PKI issuance), 02 (device certs), and 06 (Entra CBA).</w:t>
       </w:r>
     </w:p>
     <w:p>
@@ -281,7 +251,7 @@
         <w:rPr>
           <w:sz w:val="22"/>
         </w:rPr>
-        <w:t>WebRTC/RTP/SRTP requirements; DSCP EF (46) steering; FEC at ≥0.5% loss.</w:t>
+        <w:t>The spreadsheet-CA failure mode and its retirement.</w:t>
       </w:r>
     </w:p>
     <w:p>
@@ -292,7 +262,7 @@
         <w:rPr>
           <w:sz w:val="22"/>
         </w:rPr>
-        <w:t>Hybrid agent = two simultaneous DSCP EF streams (Connect + Teams Phone).</w:t>
+        <w:t>47-day certificate lifetimes; issuance telemetry as evidence.</w:t>
       </w:r>
     </w:p>
     <w:p>
@@ -303,7 +273,7 @@
         <w:rPr>
           <w:sz w:val="22"/>
         </w:rPr>
-        <w:t>"DIA enables; SASE achieves" — the pipe vs. the control stack.</w:t>
+        <w:t>Access-token/refresh-token lifetime design; Conditional Access as the token-issuance policy point.</w:t>
       </w:r>
     </w:p>
     <w:p>
@@ -314,7 +284,18 @@
         <w:rPr>
           <w:sz w:val="22"/>
         </w:rPr>
-        <w:t>Direct Routing SBC options (on-prem vs. cloud) and E911 LIS/ELIN.</w:t>
+        <w:t>Phishing-resistant MFA (FIDO2 / certificate-based) as the IA-2 enhancement surface.</w:t>
+      </w:r>
+    </w:p>
+    <w:p>
+      <w:pPr>
+        <w:pStyle w:val="ListBullet"/>
+      </w:pPr>
+      <w:r>
+        <w:rPr>
+          <w:sz w:val="22"/>
+        </w:rPr>
+        <w:t>The non-human majority: workload identities outnumber humans; workload identity federation replaces stored secrets.</w:t>
       </w:r>
     </w:p>
     <w:p>
@@ -325,7 +306,7 @@
         <w:rPr>
           <w:color w:val="0D1B2E"/>
         </w:rPr>
-        <w:t>Implementation sequence</w:t>
+        <w:t>Implementation sequence (phased, per the book)</w:t>
       </w:r>
     </w:p>
     <w:p>
@@ -334,22 +315,16 @@
       </w:pPr>
       <w:r>
         <w:rPr>
-          <w:sz w:val="22"/>
-        </w:rPr>
-        <w:t xml:space="preserve">Phase 1 (months 1–3): SD-WAN, local breakout, DSCP EF steering, FEC; measure and document G.114 compliance per location — </w:t>
-      </w:r>
-      <w:r>
-        <w:rPr>
           <w:b/>
           <w:sz w:val="22"/>
         </w:rPr>
-        <w:t>a hard gate before any migration</w:t>
+        <w:t>Phase 1 — certificate estate discovery (weeks 1–4):</w:t>
       </w:r>
       <w:r>
         <w:rPr>
           <w:sz w:val="22"/>
         </w:rPr>
-        <w:t>.</w:t>
+        <w:t xml:space="preserve"> find every certificate and its issuer; build the inventory the automation will own.</w:t>
       </w:r>
     </w:p>
     <w:p>
@@ -358,9 +333,16 @@
       </w:pPr>
       <w:r>
         <w:rPr>
+          <w:b/>
           <w:sz w:val="22"/>
         </w:rPr>
-        <w:t>Phase 2 (months 2–5): Amazon Connect — exception confirmation, contact flows, Entra ID federation, pilot with MOS measurement, S3 recording pipeline validation.</w:t>
+        <w:t>Phase 2 — issuance automation (weeks 5–12):</w:t>
+      </w:r>
+      <w:r>
+        <w:rPr>
+          <w:sz w:val="22"/>
+        </w:rPr>
+        <w:t xml:space="preserve"> ACME/SCEP pipelines, CAA records, offline-root + name-constrained issuing hierarchy.</w:t>
       </w:r>
     </w:p>
     <w:p>
@@ -369,9 +351,16 @@
       </w:pPr>
       <w:r>
         <w:rPr>
+          <w:b/>
           <w:sz w:val="22"/>
         </w:rPr>
-        <w:t>Phase 3 (months 4–8): Teams Phone — SBC deployment, per-location E911 testing, PBX number inventory, geographic porting tranches with parallel PBX operation.</w:t>
+        <w:t>Phase 3 — token migration and phishing-resistant enforcement (weeks 13–24):</w:t>
+      </w:r>
+      <w:r>
+        <w:rPr>
+          <w:sz w:val="22"/>
+        </w:rPr>
+        <w:t xml:space="preserve"> OIDC/OAuth conversion, CBA/FIDO2 rollout, Conditional Access enforcement.</w:t>
       </w:r>
     </w:p>
     <w:p>
@@ -380,9 +369,16 @@
       </w:pPr>
       <w:r>
         <w:rPr>
+          <w:b/>
           <w:sz w:val="22"/>
         </w:rPr>
-        <w:t>Phase 4 (months 6+): continuous monitoring — MOS ≥4.0 SLA alerting, SIEM integration, ATO exception review, 20x KSI alignment.</w:t>
+        <w:t>Phase 4 — workload identity conversion (weeks 25–40):</w:t>
+      </w:r>
+      <w:r>
+        <w:rPr>
+          <w:sz w:val="22"/>
+        </w:rPr>
+        <w:t xml:space="preserve"> federate service credentials; eliminate long-lived stored keys.</w:t>
       </w:r>
     </w:p>
     <w:p>
@@ -404,7 +400,42 @@
         <w:rPr>
           <w:sz w:val="22"/>
         </w:rPr>
-        <w:t>AC-4, SC-7, SC-8, SI-3, SI-4, AU-12, CA-7, SA-9, AU-9, SC-28, IA-8. Also ITU-T G.114/G.107, RFC 3246/3550/4594, TIC 3.0 Use Case E, OMB M-22-09, CISA ZTMM v2.0, Kari's Law and Ray Baum's Act (47 CFR Part 9), Privacy Act.</w:t>
+        <w:t xml:space="preserve">IA-5 (+2 PKI-based authentication), SC-12 key establishment/management, SC-17 PKI certificates, IA-2 (+1)(+2) MFA for privileged and non-privileged accounts. FedRAMP 20x: </w:t>
+      </w:r>
+      <w:r>
+        <w:rPr>
+          <w:b/>
+          <w:sz w:val="22"/>
+        </w:rPr>
+        <w:t>binds evidence slot 1 — identity (KSI-IAM)</w:t>
+      </w:r>
+      <w:r>
+        <w:rPr>
+          <w:sz w:val="22"/>
+        </w:rPr>
+        <w:t xml:space="preserve"> — certificate issuance telemetry and token policy state are the evidence artifacts.</w:t>
+      </w:r>
+    </w:p>
+    <w:p>
+      <w:pPr>
+        <w:pStyle w:val="Heading2"/>
+      </w:pPr>
+      <w:r>
+        <w:rPr>
+          <w:color w:val="0D1B2E"/>
+        </w:rPr>
+        <w:t>Prerequisites</w:t>
+      </w:r>
+    </w:p>
+    <w:p>
+      <w:pPr>
+        <w:spacing w:before="80" w:after="80"/>
+      </w:pPr>
+      <w:r>
+        <w:rPr>
+          <w:sz w:val="22"/>
+        </w:rPr>
+        <w:t>Book 01 (the PKI issuance point lives in the DDI layer); Book 02 shows the port-level consumer of this hierarchy. No prior PKI depth assumed — the book builds the trust-chain argument from first principles.</w:t>
       </w:r>
     </w:p>
     <w:p>
@@ -426,7 +457,7 @@
         <w:rPr>
           <w:sz w:val="22"/>
         </w:rPr>
-        <w:t>Measure one-way latency, jitter, and loss to AWS us-west-2 and Microsoft 365 endpoints; compute the G.114 verdict for hairpin vs. direct paths.</w:t>
+        <w:t>Stand up a lab two-tier hierarchy (offline root simulated, one name-constrained issuing CA); publish CAA records and demonstrate an out-of-policy issuance being refused.</w:t>
       </w:r>
     </w:p>
     <w:p>
@@ -437,7 +468,7 @@
         <w:rPr>
           <w:sz w:val="22"/>
         </w:rPr>
-        <w:t>SD-WAN policy lab: DSCP EF → lowest-latency path, HTTPS → highest-throughput path; verify EF markings are honored, not remarked.</w:t>
+        <w:t>Automate one certificate through ACME DNS-01 at a short lifetime; capture the issuance/renewal telemetry as slot-01 evidence.</w:t>
       </w:r>
     </w:p>
     <w:p>
@@ -448,7 +479,7 @@
         <w:rPr>
           <w:sz w:val="22"/>
         </w:rPr>
-        <w:t>Configure and test a Teams emergency-calling policy with LIS dispatchable location, documenting the 911 test.</w:t>
+        <w:t>Register an OIDC application, inspect access/refresh token lifetimes, then enforce phishing-resistant MFA via Conditional Access and verify the token-issuance policy change in the sign-in log.</w:t>
       </w:r>
     </w:p>
     <w:p>
@@ -470,7 +501,7 @@
         <w:rPr>
           <w:sz w:val="22"/>
         </w:rPr>
-        <w:t>Migrating any office before G.114 validation — post-migration voice failures cost dramatically more.</w:t>
+        <w:t>Treating 47-day lifetimes as a burden to negotiate down rather than the forcing function for automation.</w:t>
       </w:r>
     </w:p>
     <w:p>
@@ -481,7 +512,7 @@
         <w:rPr>
           <w:sz w:val="22"/>
         </w:rPr>
-        <w:t>Treating DIA alone as compliance: it fixes latency but satisfies zero NIST controls without the SASE stack.</w:t>
+        <w:t>Standing up issuing CAs without name constraints — one compromised issuer then speaks for the whole namespace.</w:t>
       </w:r>
     </w:p>
     <w:p>
@@ -492,7 +523,7 @@
         <w:rPr>
           <w:sz w:val="22"/>
         </w:rPr>
-        <w:t>Asymmetric routing misdiagnosed as "SBC misconfiguration."</w:t>
+        <w:t>Migrating to tokens while leaving Kerberos/NTLM fallback enabled: the attacker uses the fallback, not the upgrade.</w:t>
       </w:r>
     </w:p>
     <w:p>
@@ -503,20 +534,7 @@
         <w:rPr>
           <w:sz w:val="22"/>
         </w:rPr>
-        <w:t xml:space="preserve">Assuming the </w:t>
-      </w:r>
-      <w:r>
-        <w:rPr>
-          <w:rFonts w:ascii="Consolas" w:hAnsi="Consolas"/>
-          <w:sz w:val="22"/>
-        </w:rPr>
-        <w:t>.com</w:t>
-      </w:r>
-      <w:r>
-        <w:rPr>
-          <w:sz w:val="22"/>
-        </w:rPr>
-        <w:t xml:space="preserve"> exception is permanent — it requires re-evaluation each cycle; cloud SBCs need their own FedRAMP authorization.</w:t>
+        <w:t>Storing workload secrets in code/config after the human credential plane is modernized — the non-human majority is the larger surface.</w:t>
       </w:r>
     </w:p>
     <w:p>
@@ -538,7 +556,7 @@
         <w:rPr>
           <w:sz w:val="22"/>
         </w:rPr>
-        <w:t>SC-300, AWS Skill Builder (Amazon Connect), Zscaler / Netskope.</w:t>
+        <w:t>SC-300, AZ-500 (Entra CBA, Conditional Access, workload identity), identity &amp; zero trust.</w:t>
       </w:r>
     </w:p>
     <w:p>
@@ -569,7 +587,7 @@
         <w:rPr>
           <w:sz w:val="22"/>
         </w:rPr>
-        <w:t xml:space="preserve"> Book 04 — SQL Server Authentication Modernization</w:t>
+        <w:t xml:space="preserve"> Book 04 — HRIT Identity &amp; Organizational SSOT</w:t>
       </w:r>
     </w:p>
     <w:sectPr>
